--- a/public/assets/files/niestacjonarne/SITA.docx
+++ b/public/assets/files/niestacjonarne/SITA.docx
@@ -1866,14 +1866,13 @@
       </w:tblPr>
       <w:tblGrid>
         <w:gridCol w:w="680"/>
-        <w:gridCol w:w="4536"/>
-        <w:gridCol w:w="4252"/>
+        <w:gridCol w:w="8788"/>
       </w:tblGrid>
       <w:tr>
         <w:tc>
           <w:tcPr>
             <w:tcW w:type="dxa" w:w="9468"/>
-            <w:gridSpan w:val="3"/>
+            <w:gridSpan w:val="2"/>
             <w:shd w:val="clear" w:color="auto" w:fill="D9D9D9"/>
           </w:tcPr>
           <w:p>
@@ -1915,7 +1914,7 @@
         </w:tc>
         <w:tc>
           <w:tcPr>
-            <w:tcW w:type="dxa" w:w="4536"/>
+            <w:tcW w:type="dxa" w:w="8788"/>
             <w:shd w:val="clear" w:color="auto" w:fill="D9D9D9"/>
           </w:tcPr>
           <w:p>
@@ -1929,27 +1928,7 @@
                 <w:i w:val="0"/>
                 <w:sz w:val="16"/>
               </w:rPr>
-              <w:t>Wykład</w:t>
-            </w:r>
-          </w:p>
-        </w:tc>
-        <w:tc>
-          <w:tcPr>
-            <w:tcW w:type="dxa" w:w="4252"/>
-            <w:shd w:val="clear" w:color="auto" w:fill="D9D9D9"/>
-          </w:tcPr>
-          <w:p>
-            <w:pPr>
-              <w:spacing w:before="20" w:after="20"/>
-            </w:pPr>
-            <w:r>
-              <w:rPr>
-                <w:rFonts w:ascii="Aptos" w:hAnsi="Aptos"/>
-                <w:b/>
-                <w:i w:val="0"/>
-                <w:sz w:val="16"/>
-              </w:rPr>
-              <w:t>Ćwiczenia / Laboratorium / Pracownia</w:t>
+              <w:t>Treści programowe</w:t>
             </w:r>
           </w:p>
         </w:tc>
@@ -1976,7 +1955,7 @@
         </w:tc>
         <w:tc>
           <w:tcPr>
-            <w:tcW w:type="dxa" w:w="4536"/>
+            <w:tcW w:type="dxa" w:w="8788"/>
           </w:tcPr>
           <w:p>
             <w:pPr>
@@ -1990,24 +1969,6 @@
                 <w:sz w:val="22"/>
               </w:rPr>
               <w:t>1. Wybór organizacji</w:t>
-            </w:r>
-          </w:p>
-        </w:tc>
-        <w:tc>
-          <w:tcPr>
-            <w:tcW w:type="dxa" w:w="4252"/>
-          </w:tcPr>
-          <w:p>
-            <w:pPr>
-              <w:spacing w:before="20" w:after="20"/>
-            </w:pPr>
-            <w:r>
-              <w:rPr>
-                <w:rFonts w:ascii="Aptos" w:hAnsi="Aptos"/>
-                <w:b w:val="0"/>
-                <w:i w:val="0"/>
-                <w:sz w:val="22"/>
-              </w:rPr>
             </w:r>
           </w:p>
         </w:tc>
@@ -2034,7 +1995,7 @@
         </w:tc>
         <w:tc>
           <w:tcPr>
-            <w:tcW w:type="dxa" w:w="4536"/>
+            <w:tcW w:type="dxa" w:w="8788"/>
           </w:tcPr>
           <w:p>
             <w:pPr>
@@ -2048,24 +2009,6 @@
                 <w:sz w:val="22"/>
               </w:rPr>
               <w:t>Analiza różnych typów organizacji.</w:t>
-            </w:r>
-          </w:p>
-        </w:tc>
-        <w:tc>
-          <w:tcPr>
-            <w:tcW w:type="dxa" w:w="4252"/>
-          </w:tcPr>
-          <w:p>
-            <w:pPr>
-              <w:spacing w:before="20" w:after="20"/>
-            </w:pPr>
-            <w:r>
-              <w:rPr>
-                <w:rFonts w:ascii="Aptos" w:hAnsi="Aptos"/>
-                <w:b w:val="0"/>
-                <w:i w:val="0"/>
-                <w:sz w:val="22"/>
-              </w:rPr>
             </w:r>
           </w:p>
         </w:tc>
@@ -2092,7 +2035,7 @@
         </w:tc>
         <w:tc>
           <w:tcPr>
-            <w:tcW w:type="dxa" w:w="4536"/>
+            <w:tcW w:type="dxa" w:w="8788"/>
           </w:tcPr>
           <w:p>
             <w:pPr>
@@ -2106,24 +2049,6 @@
                 <w:sz w:val="22"/>
               </w:rPr>
               <w:t>Przykłady typowych struktur organizacyjnych.</w:t>
-            </w:r>
-          </w:p>
-        </w:tc>
-        <w:tc>
-          <w:tcPr>
-            <w:tcW w:type="dxa" w:w="4252"/>
-          </w:tcPr>
-          <w:p>
-            <w:pPr>
-              <w:spacing w:before="20" w:after="20"/>
-            </w:pPr>
-            <w:r>
-              <w:rPr>
-                <w:rFonts w:ascii="Aptos" w:hAnsi="Aptos"/>
-                <w:b w:val="0"/>
-                <w:i w:val="0"/>
-                <w:sz w:val="22"/>
-              </w:rPr>
             </w:r>
           </w:p>
         </w:tc>
@@ -2150,7 +2075,7 @@
         </w:tc>
         <w:tc>
           <w:tcPr>
-            <w:tcW w:type="dxa" w:w="4536"/>
+            <w:tcW w:type="dxa" w:w="8788"/>
           </w:tcPr>
           <w:p>
             <w:pPr>
@@ -2164,24 +2089,6 @@
                 <w:sz w:val="22"/>
               </w:rPr>
               <w:t>2. Definicja celów biznesowych</w:t>
-            </w:r>
-          </w:p>
-        </w:tc>
-        <w:tc>
-          <w:tcPr>
-            <w:tcW w:type="dxa" w:w="4252"/>
-          </w:tcPr>
-          <w:p>
-            <w:pPr>
-              <w:spacing w:before="20" w:after="20"/>
-            </w:pPr>
-            <w:r>
-              <w:rPr>
-                <w:rFonts w:ascii="Aptos" w:hAnsi="Aptos"/>
-                <w:b w:val="0"/>
-                <w:i w:val="0"/>
-                <w:sz w:val="22"/>
-              </w:rPr>
             </w:r>
           </w:p>
         </w:tc>
@@ -2208,7 +2115,7 @@
         </w:tc>
         <w:tc>
           <w:tcPr>
-            <w:tcW w:type="dxa" w:w="4536"/>
+            <w:tcW w:type="dxa" w:w="8788"/>
           </w:tcPr>
           <w:p>
             <w:pPr>
@@ -2222,24 +2129,6 @@
                 <w:sz w:val="22"/>
               </w:rPr>
               <w:t>Jak określić cele biznesowe organizacji.</w:t>
-            </w:r>
-          </w:p>
-        </w:tc>
-        <w:tc>
-          <w:tcPr>
-            <w:tcW w:type="dxa" w:w="4252"/>
-          </w:tcPr>
-          <w:p>
-            <w:pPr>
-              <w:spacing w:before="20" w:after="20"/>
-            </w:pPr>
-            <w:r>
-              <w:rPr>
-                <w:rFonts w:ascii="Aptos" w:hAnsi="Aptos"/>
-                <w:b w:val="0"/>
-                <w:i w:val="0"/>
-                <w:sz w:val="22"/>
-              </w:rPr>
             </w:r>
           </w:p>
         </w:tc>
@@ -2266,7 +2155,7 @@
         </w:tc>
         <w:tc>
           <w:tcPr>
-            <w:tcW w:type="dxa" w:w="4536"/>
+            <w:tcW w:type="dxa" w:w="8788"/>
           </w:tcPr>
           <w:p>
             <w:pPr>
@@ -2280,24 +2169,6 @@
                 <w:sz w:val="22"/>
               </w:rPr>
               <w:t>Rola celów biznesowych w projektowaniu architektur IT.</w:t>
-            </w:r>
-          </w:p>
-        </w:tc>
-        <w:tc>
-          <w:tcPr>
-            <w:tcW w:type="dxa" w:w="4252"/>
-          </w:tcPr>
-          <w:p>
-            <w:pPr>
-              <w:spacing w:before="20" w:after="20"/>
-            </w:pPr>
-            <w:r>
-              <w:rPr>
-                <w:rFonts w:ascii="Aptos" w:hAnsi="Aptos"/>
-                <w:b w:val="0"/>
-                <w:i w:val="0"/>
-                <w:sz w:val="22"/>
-              </w:rPr>
             </w:r>
           </w:p>
         </w:tc>
@@ -2324,7 +2195,7 @@
         </w:tc>
         <w:tc>
           <w:tcPr>
-            <w:tcW w:type="dxa" w:w="4536"/>
+            <w:tcW w:type="dxa" w:w="8788"/>
           </w:tcPr>
           <w:p>
             <w:pPr>
@@ -2338,24 +2209,6 @@
                 <w:sz w:val="22"/>
               </w:rPr>
               <w:t>Ćwiczenia praktyczne: Definiowanie celów biznesowych dla wybranej organizacji.</w:t>
-            </w:r>
-          </w:p>
-        </w:tc>
-        <w:tc>
-          <w:tcPr>
-            <w:tcW w:type="dxa" w:w="4252"/>
-          </w:tcPr>
-          <w:p>
-            <w:pPr>
-              <w:spacing w:before="20" w:after="20"/>
-            </w:pPr>
-            <w:r>
-              <w:rPr>
-                <w:rFonts w:ascii="Aptos" w:hAnsi="Aptos"/>
-                <w:b w:val="0"/>
-                <w:i w:val="0"/>
-                <w:sz w:val="22"/>
-              </w:rPr>
             </w:r>
           </w:p>
         </w:tc>
@@ -2382,7 +2235,7 @@
         </w:tc>
         <w:tc>
           <w:tcPr>
-            <w:tcW w:type="dxa" w:w="4536"/>
+            <w:tcW w:type="dxa" w:w="8788"/>
           </w:tcPr>
           <w:p>
             <w:pPr>
@@ -2396,24 +2249,6 @@
                 <w:sz w:val="22"/>
               </w:rPr>
               <w:t>3. Utworzenie diagramu przepływów DFD</w:t>
-            </w:r>
-          </w:p>
-        </w:tc>
-        <w:tc>
-          <w:tcPr>
-            <w:tcW w:type="dxa" w:w="4252"/>
-          </w:tcPr>
-          <w:p>
-            <w:pPr>
-              <w:spacing w:before="20" w:after="20"/>
-            </w:pPr>
-            <w:r>
-              <w:rPr>
-                <w:rFonts w:ascii="Aptos" w:hAnsi="Aptos"/>
-                <w:b w:val="0"/>
-                <w:i w:val="0"/>
-                <w:sz w:val="22"/>
-              </w:rPr>
             </w:r>
           </w:p>
         </w:tc>
@@ -2440,7 +2275,7 @@
         </w:tc>
         <w:tc>
           <w:tcPr>
-            <w:tcW w:type="dxa" w:w="4536"/>
+            <w:tcW w:type="dxa" w:w="8788"/>
           </w:tcPr>
           <w:p>
             <w:pPr>
@@ -2454,24 +2289,6 @@
                 <w:sz w:val="22"/>
               </w:rPr>
               <w:t>Wprowadzenie do diagramów przepływów danych (DFD).</w:t>
-            </w:r>
-          </w:p>
-        </w:tc>
-        <w:tc>
-          <w:tcPr>
-            <w:tcW w:type="dxa" w:w="4252"/>
-          </w:tcPr>
-          <w:p>
-            <w:pPr>
-              <w:spacing w:before="20" w:after="20"/>
-            </w:pPr>
-            <w:r>
-              <w:rPr>
-                <w:rFonts w:ascii="Aptos" w:hAnsi="Aptos"/>
-                <w:b w:val="0"/>
-                <w:i w:val="0"/>
-                <w:sz w:val="22"/>
-              </w:rPr>
             </w:r>
           </w:p>
         </w:tc>
@@ -2498,7 +2315,7 @@
         </w:tc>
         <w:tc>
           <w:tcPr>
-            <w:tcW w:type="dxa" w:w="4536"/>
+            <w:tcW w:type="dxa" w:w="8788"/>
           </w:tcPr>
           <w:p>
             <w:pPr>
@@ -2512,24 +2329,6 @@
                 <w:sz w:val="22"/>
               </w:rPr>
               <w:t>Tworzenie DFD dla wybranej organizacji.</w:t>
-            </w:r>
-          </w:p>
-        </w:tc>
-        <w:tc>
-          <w:tcPr>
-            <w:tcW w:type="dxa" w:w="4252"/>
-          </w:tcPr>
-          <w:p>
-            <w:pPr>
-              <w:spacing w:before="20" w:after="20"/>
-            </w:pPr>
-            <w:r>
-              <w:rPr>
-                <w:rFonts w:ascii="Aptos" w:hAnsi="Aptos"/>
-                <w:b w:val="0"/>
-                <w:i w:val="0"/>
-                <w:sz w:val="22"/>
-              </w:rPr>
             </w:r>
           </w:p>
         </w:tc>
@@ -2556,7 +2355,7 @@
         </w:tc>
         <w:tc>
           <w:tcPr>
-            <w:tcW w:type="dxa" w:w="4536"/>
+            <w:tcW w:type="dxa" w:w="8788"/>
           </w:tcPr>
           <w:p>
             <w:pPr>
@@ -2570,24 +2369,6 @@
                 <w:sz w:val="22"/>
               </w:rPr>
               <w:t>Ćwiczenia praktyczne: Rysowanie DFD na podstawie zebranych danych.</w:t>
-            </w:r>
-          </w:p>
-        </w:tc>
-        <w:tc>
-          <w:tcPr>
-            <w:tcW w:type="dxa" w:w="4252"/>
-          </w:tcPr>
-          <w:p>
-            <w:pPr>
-              <w:spacing w:before="20" w:after="20"/>
-            </w:pPr>
-            <w:r>
-              <w:rPr>
-                <w:rFonts w:ascii="Aptos" w:hAnsi="Aptos"/>
-                <w:b w:val="0"/>
-                <w:i w:val="0"/>
-                <w:sz w:val="22"/>
-              </w:rPr>
             </w:r>
           </w:p>
         </w:tc>
@@ -2614,7 +2395,7 @@
         </w:tc>
         <w:tc>
           <w:tcPr>
-            <w:tcW w:type="dxa" w:w="4536"/>
+            <w:tcW w:type="dxa" w:w="8788"/>
           </w:tcPr>
           <w:p>
             <w:pPr>
@@ -2628,24 +2409,6 @@
                 <w:sz w:val="22"/>
               </w:rPr>
               <w:t>4. Procesowy opis organizacji wg ISO 9001</w:t>
-            </w:r>
-          </w:p>
-        </w:tc>
-        <w:tc>
-          <w:tcPr>
-            <w:tcW w:type="dxa" w:w="4252"/>
-          </w:tcPr>
-          <w:p>
-            <w:pPr>
-              <w:spacing w:before="20" w:after="20"/>
-            </w:pPr>
-            <w:r>
-              <w:rPr>
-                <w:rFonts w:ascii="Aptos" w:hAnsi="Aptos"/>
-                <w:b w:val="0"/>
-                <w:i w:val="0"/>
-                <w:sz w:val="22"/>
-              </w:rPr>
             </w:r>
           </w:p>
         </w:tc>
@@ -2672,7 +2435,7 @@
         </w:tc>
         <w:tc>
           <w:tcPr>
-            <w:tcW w:type="dxa" w:w="4536"/>
+            <w:tcW w:type="dxa" w:w="8788"/>
           </w:tcPr>
           <w:p>
             <w:pPr>
@@ -2686,24 +2449,6 @@
                 <w:sz w:val="22"/>
               </w:rPr>
               <w:t>Wprowadzenie do standardu ISO 9001.</w:t>
-            </w:r>
-          </w:p>
-        </w:tc>
-        <w:tc>
-          <w:tcPr>
-            <w:tcW w:type="dxa" w:w="4252"/>
-          </w:tcPr>
-          <w:p>
-            <w:pPr>
-              <w:spacing w:before="20" w:after="20"/>
-            </w:pPr>
-            <w:r>
-              <w:rPr>
-                <w:rFonts w:ascii="Aptos" w:hAnsi="Aptos"/>
-                <w:b w:val="0"/>
-                <w:i w:val="0"/>
-                <w:sz w:val="22"/>
-              </w:rPr>
             </w:r>
           </w:p>
         </w:tc>
@@ -2730,7 +2475,7 @@
         </w:tc>
         <w:tc>
           <w:tcPr>
-            <w:tcW w:type="dxa" w:w="4536"/>
+            <w:tcW w:type="dxa" w:w="8788"/>
           </w:tcPr>
           <w:p>
             <w:pPr>
@@ -2744,24 +2489,6 @@
                 <w:sz w:val="22"/>
               </w:rPr>
               <w:t>Opis procesów organizacyjnych zgodnie z ISO 9001.</w:t>
-            </w:r>
-          </w:p>
-        </w:tc>
-        <w:tc>
-          <w:tcPr>
-            <w:tcW w:type="dxa" w:w="4252"/>
-          </w:tcPr>
-          <w:p>
-            <w:pPr>
-              <w:spacing w:before="20" w:after="20"/>
-            </w:pPr>
-            <w:r>
-              <w:rPr>
-                <w:rFonts w:ascii="Aptos" w:hAnsi="Aptos"/>
-                <w:b w:val="0"/>
-                <w:i w:val="0"/>
-                <w:sz w:val="22"/>
-              </w:rPr>
             </w:r>
           </w:p>
         </w:tc>
@@ -2788,7 +2515,7 @@
         </w:tc>
         <w:tc>
           <w:tcPr>
-            <w:tcW w:type="dxa" w:w="4536"/>
+            <w:tcW w:type="dxa" w:w="8788"/>
           </w:tcPr>
           <w:p>
             <w:pPr>
@@ -2802,24 +2529,6 @@
                 <w:sz w:val="22"/>
               </w:rPr>
               <w:t>Ćwiczenia praktyczne: Tworzenie procesowego opisu organizacji.</w:t>
-            </w:r>
-          </w:p>
-        </w:tc>
-        <w:tc>
-          <w:tcPr>
-            <w:tcW w:type="dxa" w:w="4252"/>
-          </w:tcPr>
-          <w:p>
-            <w:pPr>
-              <w:spacing w:before="20" w:after="20"/>
-            </w:pPr>
-            <w:r>
-              <w:rPr>
-                <w:rFonts w:ascii="Aptos" w:hAnsi="Aptos"/>
-                <w:b w:val="0"/>
-                <w:i w:val="0"/>
-                <w:sz w:val="22"/>
-              </w:rPr>
             </w:r>
           </w:p>
         </w:tc>
@@ -2846,7 +2555,7 @@
         </w:tc>
         <w:tc>
           <w:tcPr>
-            <w:tcW w:type="dxa" w:w="4536"/>
+            <w:tcW w:type="dxa" w:w="8788"/>
           </w:tcPr>
           <w:p>
             <w:pPr>
@@ -2860,24 +2569,6 @@
                 <w:sz w:val="22"/>
               </w:rPr>
               <w:t>5. Utworzenie architektury IT</w:t>
-            </w:r>
-          </w:p>
-        </w:tc>
-        <w:tc>
-          <w:tcPr>
-            <w:tcW w:type="dxa" w:w="4252"/>
-          </w:tcPr>
-          <w:p>
-            <w:pPr>
-              <w:spacing w:before="20" w:after="20"/>
-            </w:pPr>
-            <w:r>
-              <w:rPr>
-                <w:rFonts w:ascii="Aptos" w:hAnsi="Aptos"/>
-                <w:b w:val="0"/>
-                <w:i w:val="0"/>
-                <w:sz w:val="22"/>
-              </w:rPr>
             </w:r>
           </w:p>
         </w:tc>
@@ -2904,7 +2595,7 @@
         </w:tc>
         <w:tc>
           <w:tcPr>
-            <w:tcW w:type="dxa" w:w="4536"/>
+            <w:tcW w:type="dxa" w:w="8788"/>
           </w:tcPr>
           <w:p>
             <w:pPr>
@@ -2918,24 +2609,6 @@
                 <w:sz w:val="22"/>
               </w:rPr>
               <w:t>Zasady projektowania architektur IT.</w:t>
-            </w:r>
-          </w:p>
-        </w:tc>
-        <w:tc>
-          <w:tcPr>
-            <w:tcW w:type="dxa" w:w="4252"/>
-          </w:tcPr>
-          <w:p>
-            <w:pPr>
-              <w:spacing w:before="20" w:after="20"/>
-            </w:pPr>
-            <w:r>
-              <w:rPr>
-                <w:rFonts w:ascii="Aptos" w:hAnsi="Aptos"/>
-                <w:b w:val="0"/>
-                <w:i w:val="0"/>
-                <w:sz w:val="22"/>
-              </w:rPr>
             </w:r>
           </w:p>
         </w:tc>
@@ -2962,7 +2635,7 @@
         </w:tc>
         <w:tc>
           <w:tcPr>
-            <w:tcW w:type="dxa" w:w="4536"/>
+            <w:tcW w:type="dxa" w:w="8788"/>
           </w:tcPr>
           <w:p>
             <w:pPr>
@@ -2976,24 +2649,6 @@
                 <w:sz w:val="22"/>
               </w:rPr>
               <w:t>Elementy składowe architektury IT.</w:t>
-            </w:r>
-          </w:p>
-        </w:tc>
-        <w:tc>
-          <w:tcPr>
-            <w:tcW w:type="dxa" w:w="4252"/>
-          </w:tcPr>
-          <w:p>
-            <w:pPr>
-              <w:spacing w:before="20" w:after="20"/>
-            </w:pPr>
-            <w:r>
-              <w:rPr>
-                <w:rFonts w:ascii="Aptos" w:hAnsi="Aptos"/>
-                <w:b w:val="0"/>
-                <w:i w:val="0"/>
-                <w:sz w:val="22"/>
-              </w:rPr>
             </w:r>
           </w:p>
         </w:tc>
@@ -3020,7 +2675,7 @@
         </w:tc>
         <w:tc>
           <w:tcPr>
-            <w:tcW w:type="dxa" w:w="4536"/>
+            <w:tcW w:type="dxa" w:w="8788"/>
           </w:tcPr>
           <w:p>
             <w:pPr>
@@ -3034,24 +2689,6 @@
                 <w:sz w:val="22"/>
               </w:rPr>
               <w:t>Ćwiczenia praktyczne: Projektowanie architektury IT dla wybranej organizacji.</w:t>
-            </w:r>
-          </w:p>
-        </w:tc>
-        <w:tc>
-          <w:tcPr>
-            <w:tcW w:type="dxa" w:w="4252"/>
-          </w:tcPr>
-          <w:p>
-            <w:pPr>
-              <w:spacing w:before="20" w:after="20"/>
-            </w:pPr>
-            <w:r>
-              <w:rPr>
-                <w:rFonts w:ascii="Aptos" w:hAnsi="Aptos"/>
-                <w:b w:val="0"/>
-                <w:i w:val="0"/>
-                <w:sz w:val="22"/>
-              </w:rPr>
             </w:r>
           </w:p>
         </w:tc>
@@ -3078,7 +2715,7 @@
         </w:tc>
         <w:tc>
           <w:tcPr>
-            <w:tcW w:type="dxa" w:w="4536"/>
+            <w:tcW w:type="dxa" w:w="8788"/>
           </w:tcPr>
           <w:p>
             <w:pPr>
@@ -3092,24 +2729,6 @@
                 <w:sz w:val="22"/>
               </w:rPr>
               <w:t>6. Koncepcja komunikacji, sprzętu oraz oprogramowania</w:t>
-            </w:r>
-          </w:p>
-        </w:tc>
-        <w:tc>
-          <w:tcPr>
-            <w:tcW w:type="dxa" w:w="4252"/>
-          </w:tcPr>
-          <w:p>
-            <w:pPr>
-              <w:spacing w:before="20" w:after="20"/>
-            </w:pPr>
-            <w:r>
-              <w:rPr>
-                <w:rFonts w:ascii="Aptos" w:hAnsi="Aptos"/>
-                <w:b w:val="0"/>
-                <w:i w:val="0"/>
-                <w:sz w:val="22"/>
-              </w:rPr>
             </w:r>
           </w:p>
         </w:tc>
@@ -3136,7 +2755,7 @@
         </w:tc>
         <w:tc>
           <w:tcPr>
-            <w:tcW w:type="dxa" w:w="4536"/>
+            <w:tcW w:type="dxa" w:w="8788"/>
           </w:tcPr>
           <w:p>
             <w:pPr>
@@ -3150,24 +2769,6 @@
                 <w:sz w:val="22"/>
               </w:rPr>
               <w:t>Planowanie komunikacji w organizacji.</w:t>
-            </w:r>
-          </w:p>
-        </w:tc>
-        <w:tc>
-          <w:tcPr>
-            <w:tcW w:type="dxa" w:w="4252"/>
-          </w:tcPr>
-          <w:p>
-            <w:pPr>
-              <w:spacing w:before="20" w:after="20"/>
-            </w:pPr>
-            <w:r>
-              <w:rPr>
-                <w:rFonts w:ascii="Aptos" w:hAnsi="Aptos"/>
-                <w:b w:val="0"/>
-                <w:i w:val="0"/>
-                <w:sz w:val="22"/>
-              </w:rPr>
             </w:r>
           </w:p>
         </w:tc>
@@ -3194,7 +2795,7 @@
         </w:tc>
         <w:tc>
           <w:tcPr>
-            <w:tcW w:type="dxa" w:w="4536"/>
+            <w:tcW w:type="dxa" w:w="8788"/>
           </w:tcPr>
           <w:p>
             <w:pPr>
@@ -3208,24 +2809,6 @@
                 <w:sz w:val="22"/>
               </w:rPr>
               <w:t>Wybór sprzętu i oprogramowania.</w:t>
-            </w:r>
-          </w:p>
-        </w:tc>
-        <w:tc>
-          <w:tcPr>
-            <w:tcW w:type="dxa" w:w="4252"/>
-          </w:tcPr>
-          <w:p>
-            <w:pPr>
-              <w:spacing w:before="20" w:after="20"/>
-            </w:pPr>
-            <w:r>
-              <w:rPr>
-                <w:rFonts w:ascii="Aptos" w:hAnsi="Aptos"/>
-                <w:b w:val="0"/>
-                <w:i w:val="0"/>
-                <w:sz w:val="22"/>
-              </w:rPr>
             </w:r>
           </w:p>
         </w:tc>
@@ -3252,7 +2835,7 @@
         </w:tc>
         <w:tc>
           <w:tcPr>
-            <w:tcW w:type="dxa" w:w="4536"/>
+            <w:tcW w:type="dxa" w:w="8788"/>
           </w:tcPr>
           <w:p>
             <w:pPr>
@@ -3266,24 +2849,6 @@
                 <w:sz w:val="22"/>
               </w:rPr>
               <w:t>Ćwiczenia praktyczne: Opracowanie koncepcji komunikacji, sprzętu i oprogramowania.</w:t>
-            </w:r>
-          </w:p>
-        </w:tc>
-        <w:tc>
-          <w:tcPr>
-            <w:tcW w:type="dxa" w:w="4252"/>
-          </w:tcPr>
-          <w:p>
-            <w:pPr>
-              <w:spacing w:before="20" w:after="20"/>
-            </w:pPr>
-            <w:r>
-              <w:rPr>
-                <w:rFonts w:ascii="Aptos" w:hAnsi="Aptos"/>
-                <w:b w:val="0"/>
-                <w:i w:val="0"/>
-                <w:sz w:val="22"/>
-              </w:rPr>
             </w:r>
           </w:p>
         </w:tc>
@@ -3310,7 +2875,7 @@
         </w:tc>
         <w:tc>
           <w:tcPr>
-            <w:tcW w:type="dxa" w:w="4536"/>
+            <w:tcW w:type="dxa" w:w="8788"/>
           </w:tcPr>
           <w:p>
             <w:pPr>
@@ -3324,24 +2889,6 @@
                 <w:sz w:val="22"/>
               </w:rPr>
               <w:t>7. Klasyfikacja informacji, struktura zarządzania</w:t>
-            </w:r>
-          </w:p>
-        </w:tc>
-        <w:tc>
-          <w:tcPr>
-            <w:tcW w:type="dxa" w:w="4252"/>
-          </w:tcPr>
-          <w:p>
-            <w:pPr>
-              <w:spacing w:before="20" w:after="20"/>
-            </w:pPr>
-            <w:r>
-              <w:rPr>
-                <w:rFonts w:ascii="Aptos" w:hAnsi="Aptos"/>
-                <w:b w:val="0"/>
-                <w:i w:val="0"/>
-                <w:sz w:val="22"/>
-              </w:rPr>
             </w:r>
           </w:p>
         </w:tc>
@@ -3368,7 +2915,7 @@
         </w:tc>
         <w:tc>
           <w:tcPr>
-            <w:tcW w:type="dxa" w:w="4536"/>
+            <w:tcW w:type="dxa" w:w="8788"/>
           </w:tcPr>
           <w:p>
             <w:pPr>
@@ -3382,24 +2929,6 @@
                 <w:sz w:val="22"/>
               </w:rPr>
               <w:t>Klasyfikacja informacji w organizacji.</w:t>
-            </w:r>
-          </w:p>
-        </w:tc>
-        <w:tc>
-          <w:tcPr>
-            <w:tcW w:type="dxa" w:w="4252"/>
-          </w:tcPr>
-          <w:p>
-            <w:pPr>
-              <w:spacing w:before="20" w:after="20"/>
-            </w:pPr>
-            <w:r>
-              <w:rPr>
-                <w:rFonts w:ascii="Aptos" w:hAnsi="Aptos"/>
-                <w:b w:val="0"/>
-                <w:i w:val="0"/>
-                <w:sz w:val="22"/>
-              </w:rPr>
             </w:r>
           </w:p>
         </w:tc>
@@ -3426,7 +2955,7 @@
         </w:tc>
         <w:tc>
           <w:tcPr>
-            <w:tcW w:type="dxa" w:w="4536"/>
+            <w:tcW w:type="dxa" w:w="8788"/>
           </w:tcPr>
           <w:p>
             <w:pPr>
@@ -3440,24 +2969,6 @@
                 <w:sz w:val="22"/>
               </w:rPr>
               <w:t>Tworzenie struktury zarządzania informacją.</w:t>
-            </w:r>
-          </w:p>
-        </w:tc>
-        <w:tc>
-          <w:tcPr>
-            <w:tcW w:type="dxa" w:w="4252"/>
-          </w:tcPr>
-          <w:p>
-            <w:pPr>
-              <w:spacing w:before="20" w:after="20"/>
-            </w:pPr>
-            <w:r>
-              <w:rPr>
-                <w:rFonts w:ascii="Aptos" w:hAnsi="Aptos"/>
-                <w:b w:val="0"/>
-                <w:i w:val="0"/>
-                <w:sz w:val="22"/>
-              </w:rPr>
             </w:r>
           </w:p>
         </w:tc>
@@ -3484,7 +2995,7 @@
         </w:tc>
         <w:tc>
           <w:tcPr>
-            <w:tcW w:type="dxa" w:w="4536"/>
+            <w:tcW w:type="dxa" w:w="8788"/>
           </w:tcPr>
           <w:p>
             <w:pPr>
@@ -3498,24 +3009,6 @@
                 <w:sz w:val="22"/>
               </w:rPr>
               <w:t>Ćwiczenia praktyczne: Klasyfikacja informacji i tworzenie struktury zarządzania.</w:t>
-            </w:r>
-          </w:p>
-        </w:tc>
-        <w:tc>
-          <w:tcPr>
-            <w:tcW w:type="dxa" w:w="4252"/>
-          </w:tcPr>
-          <w:p>
-            <w:pPr>
-              <w:spacing w:before="20" w:after="20"/>
-            </w:pPr>
-            <w:r>
-              <w:rPr>
-                <w:rFonts w:ascii="Aptos" w:hAnsi="Aptos"/>
-                <w:b w:val="0"/>
-                <w:i w:val="0"/>
-                <w:sz w:val="22"/>
-              </w:rPr>
             </w:r>
           </w:p>
         </w:tc>
@@ -3542,7 +3035,7 @@
         </w:tc>
         <w:tc>
           <w:tcPr>
-            <w:tcW w:type="dxa" w:w="4536"/>
+            <w:tcW w:type="dxa" w:w="8788"/>
           </w:tcPr>
           <w:p>
             <w:pPr>
@@ -3556,24 +3049,6 @@
                 <w:sz w:val="22"/>
               </w:rPr>
               <w:t>8. Identyfikacja zasobów organizacji</w:t>
-            </w:r>
-          </w:p>
-        </w:tc>
-        <w:tc>
-          <w:tcPr>
-            <w:tcW w:type="dxa" w:w="4252"/>
-          </w:tcPr>
-          <w:p>
-            <w:pPr>
-              <w:spacing w:before="20" w:after="20"/>
-            </w:pPr>
-            <w:r>
-              <w:rPr>
-                <w:rFonts w:ascii="Aptos" w:hAnsi="Aptos"/>
-                <w:b w:val="0"/>
-                <w:i w:val="0"/>
-                <w:sz w:val="22"/>
-              </w:rPr>
             </w:r>
           </w:p>
         </w:tc>
@@ -3600,7 +3075,7 @@
         </w:tc>
         <w:tc>
           <w:tcPr>
-            <w:tcW w:type="dxa" w:w="4536"/>
+            <w:tcW w:type="dxa" w:w="8788"/>
           </w:tcPr>
           <w:p>
             <w:pPr>
@@ -3614,24 +3089,6 @@
                 <w:sz w:val="22"/>
               </w:rPr>
               <w:t>Identyfikacja i katalogowanie zasobów.</w:t>
-            </w:r>
-          </w:p>
-        </w:tc>
-        <w:tc>
-          <w:tcPr>
-            <w:tcW w:type="dxa" w:w="4252"/>
-          </w:tcPr>
-          <w:p>
-            <w:pPr>
-              <w:spacing w:before="20" w:after="20"/>
-            </w:pPr>
-            <w:r>
-              <w:rPr>
-                <w:rFonts w:ascii="Aptos" w:hAnsi="Aptos"/>
-                <w:b w:val="0"/>
-                <w:i w:val="0"/>
-                <w:sz w:val="22"/>
-              </w:rPr>
             </w:r>
           </w:p>
         </w:tc>
@@ -3658,7 +3115,7 @@
         </w:tc>
         <w:tc>
           <w:tcPr>
-            <w:tcW w:type="dxa" w:w="4536"/>
+            <w:tcW w:type="dxa" w:w="8788"/>
           </w:tcPr>
           <w:p>
             <w:pPr>
@@ -3672,24 +3129,6 @@
                 <w:sz w:val="22"/>
               </w:rPr>
               <w:t>Zarządzanie zasobami organizacji.</w:t>
-            </w:r>
-          </w:p>
-        </w:tc>
-        <w:tc>
-          <w:tcPr>
-            <w:tcW w:type="dxa" w:w="4252"/>
-          </w:tcPr>
-          <w:p>
-            <w:pPr>
-              <w:spacing w:before="20" w:after="20"/>
-            </w:pPr>
-            <w:r>
-              <w:rPr>
-                <w:rFonts w:ascii="Aptos" w:hAnsi="Aptos"/>
-                <w:b w:val="0"/>
-                <w:i w:val="0"/>
-                <w:sz w:val="22"/>
-              </w:rPr>
             </w:r>
           </w:p>
         </w:tc>
@@ -3716,7 +3155,7 @@
         </w:tc>
         <w:tc>
           <w:tcPr>
-            <w:tcW w:type="dxa" w:w="4536"/>
+            <w:tcW w:type="dxa" w:w="8788"/>
           </w:tcPr>
           <w:p>
             <w:pPr>
@@ -3730,24 +3169,6 @@
                 <w:sz w:val="22"/>
               </w:rPr>
               <w:t>Ćwiczenia praktyczne: Tworzenie katalogu zasobów organizacji.</w:t>
-            </w:r>
-          </w:p>
-        </w:tc>
-        <w:tc>
-          <w:tcPr>
-            <w:tcW w:type="dxa" w:w="4252"/>
-          </w:tcPr>
-          <w:p>
-            <w:pPr>
-              <w:spacing w:before="20" w:after="20"/>
-            </w:pPr>
-            <w:r>
-              <w:rPr>
-                <w:rFonts w:ascii="Aptos" w:hAnsi="Aptos"/>
-                <w:b w:val="0"/>
-                <w:i w:val="0"/>
-                <w:sz w:val="22"/>
-              </w:rPr>
             </w:r>
           </w:p>
         </w:tc>
@@ -3774,7 +3195,7 @@
         </w:tc>
         <w:tc>
           <w:tcPr>
-            <w:tcW w:type="dxa" w:w="4536"/>
+            <w:tcW w:type="dxa" w:w="8788"/>
           </w:tcPr>
           <w:p>
             <w:pPr>
@@ -3788,24 +3209,6 @@
                 <w:sz w:val="22"/>
               </w:rPr>
               <w:t>9. Utworzenie deklaracji stosowania</w:t>
-            </w:r>
-          </w:p>
-        </w:tc>
-        <w:tc>
-          <w:tcPr>
-            <w:tcW w:type="dxa" w:w="4252"/>
-          </w:tcPr>
-          <w:p>
-            <w:pPr>
-              <w:spacing w:before="20" w:after="20"/>
-            </w:pPr>
-            <w:r>
-              <w:rPr>
-                <w:rFonts w:ascii="Aptos" w:hAnsi="Aptos"/>
-                <w:b w:val="0"/>
-                <w:i w:val="0"/>
-                <w:sz w:val="22"/>
-              </w:rPr>
             </w:r>
           </w:p>
         </w:tc>
@@ -3832,7 +3235,7 @@
         </w:tc>
         <w:tc>
           <w:tcPr>
-            <w:tcW w:type="dxa" w:w="4536"/>
+            <w:tcW w:type="dxa" w:w="8788"/>
           </w:tcPr>
           <w:p>
             <w:pPr>
@@ -3846,24 +3249,6 @@
                 <w:sz w:val="22"/>
               </w:rPr>
               <w:t>Definicja i znaczenie deklaracji stosowania.</w:t>
-            </w:r>
-          </w:p>
-        </w:tc>
-        <w:tc>
-          <w:tcPr>
-            <w:tcW w:type="dxa" w:w="4252"/>
-          </w:tcPr>
-          <w:p>
-            <w:pPr>
-              <w:spacing w:before="20" w:after="20"/>
-            </w:pPr>
-            <w:r>
-              <w:rPr>
-                <w:rFonts w:ascii="Aptos" w:hAnsi="Aptos"/>
-                <w:b w:val="0"/>
-                <w:i w:val="0"/>
-                <w:sz w:val="22"/>
-              </w:rPr>
             </w:r>
           </w:p>
         </w:tc>
@@ -3890,7 +3275,7 @@
         </w:tc>
         <w:tc>
           <w:tcPr>
-            <w:tcW w:type="dxa" w:w="4536"/>
+            <w:tcW w:type="dxa" w:w="8788"/>
           </w:tcPr>
           <w:p>
             <w:pPr>
@@ -3904,24 +3289,6 @@
                 <w:sz w:val="22"/>
               </w:rPr>
               <w:t>Tworzenie deklaracji dla wybranej organizacji.</w:t>
-            </w:r>
-          </w:p>
-        </w:tc>
-        <w:tc>
-          <w:tcPr>
-            <w:tcW w:type="dxa" w:w="4252"/>
-          </w:tcPr>
-          <w:p>
-            <w:pPr>
-              <w:spacing w:before="20" w:after="20"/>
-            </w:pPr>
-            <w:r>
-              <w:rPr>
-                <w:rFonts w:ascii="Aptos" w:hAnsi="Aptos"/>
-                <w:b w:val="0"/>
-                <w:i w:val="0"/>
-                <w:sz w:val="22"/>
-              </w:rPr>
             </w:r>
           </w:p>
         </w:tc>
@@ -3948,7 +3315,7 @@
         </w:tc>
         <w:tc>
           <w:tcPr>
-            <w:tcW w:type="dxa" w:w="4536"/>
+            <w:tcW w:type="dxa" w:w="8788"/>
           </w:tcPr>
           <w:p>
             <w:pPr>
@@ -3962,24 +3329,6 @@
                 <w:sz w:val="22"/>
               </w:rPr>
               <w:t>10. Identyfikacja zagrożeń dla architektury</w:t>
-            </w:r>
-          </w:p>
-        </w:tc>
-        <w:tc>
-          <w:tcPr>
-            <w:tcW w:type="dxa" w:w="4252"/>
-          </w:tcPr>
-          <w:p>
-            <w:pPr>
-              <w:spacing w:before="20" w:after="20"/>
-            </w:pPr>
-            <w:r>
-              <w:rPr>
-                <w:rFonts w:ascii="Aptos" w:hAnsi="Aptos"/>
-                <w:b w:val="0"/>
-                <w:i w:val="0"/>
-                <w:sz w:val="22"/>
-              </w:rPr>
             </w:r>
           </w:p>
         </w:tc>
@@ -4006,7 +3355,7 @@
         </w:tc>
         <w:tc>
           <w:tcPr>
-            <w:tcW w:type="dxa" w:w="4536"/>
+            <w:tcW w:type="dxa" w:w="8788"/>
           </w:tcPr>
           <w:p>
             <w:pPr>
@@ -4020,24 +3369,6 @@
                 <w:sz w:val="22"/>
               </w:rPr>
               <w:t>Typowe zagrożenia dla architektur IT.</w:t>
-            </w:r>
-          </w:p>
-        </w:tc>
-        <w:tc>
-          <w:tcPr>
-            <w:tcW w:type="dxa" w:w="4252"/>
-          </w:tcPr>
-          <w:p>
-            <w:pPr>
-              <w:spacing w:before="20" w:after="20"/>
-            </w:pPr>
-            <w:r>
-              <w:rPr>
-                <w:rFonts w:ascii="Aptos" w:hAnsi="Aptos"/>
-                <w:b w:val="0"/>
-                <w:i w:val="0"/>
-                <w:sz w:val="22"/>
-              </w:rPr>
             </w:r>
           </w:p>
         </w:tc>
@@ -4064,7 +3395,7 @@
         </w:tc>
         <w:tc>
           <w:tcPr>
-            <w:tcW w:type="dxa" w:w="4536"/>
+            <w:tcW w:type="dxa" w:w="8788"/>
           </w:tcPr>
           <w:p>
             <w:pPr>
@@ -4078,24 +3409,6 @@
                 <w:sz w:val="22"/>
               </w:rPr>
               <w:t>Metody identyfikacji zagrożeń.</w:t>
-            </w:r>
-          </w:p>
-        </w:tc>
-        <w:tc>
-          <w:tcPr>
-            <w:tcW w:type="dxa" w:w="4252"/>
-          </w:tcPr>
-          <w:p>
-            <w:pPr>
-              <w:spacing w:before="20" w:after="20"/>
-            </w:pPr>
-            <w:r>
-              <w:rPr>
-                <w:rFonts w:ascii="Aptos" w:hAnsi="Aptos"/>
-                <w:b w:val="0"/>
-                <w:i w:val="0"/>
-                <w:sz w:val="22"/>
-              </w:rPr>
             </w:r>
           </w:p>
         </w:tc>
@@ -4122,7 +3435,7 @@
         </w:tc>
         <w:tc>
           <w:tcPr>
-            <w:tcW w:type="dxa" w:w="4536"/>
+            <w:tcW w:type="dxa" w:w="8788"/>
           </w:tcPr>
           <w:p>
             <w:pPr>
@@ -4136,24 +3449,6 @@
                 <w:sz w:val="22"/>
               </w:rPr>
               <w:t>Ćwiczenia praktyczne: Analiza przypadków i identyfikacja zagrożeń.</w:t>
-            </w:r>
-          </w:p>
-        </w:tc>
-        <w:tc>
-          <w:tcPr>
-            <w:tcW w:type="dxa" w:w="4252"/>
-          </w:tcPr>
-          <w:p>
-            <w:pPr>
-              <w:spacing w:before="20" w:after="20"/>
-            </w:pPr>
-            <w:r>
-              <w:rPr>
-                <w:rFonts w:ascii="Aptos" w:hAnsi="Aptos"/>
-                <w:b w:val="0"/>
-                <w:i w:val="0"/>
-                <w:sz w:val="22"/>
-              </w:rPr>
             </w:r>
           </w:p>
         </w:tc>
@@ -4180,7 +3475,7 @@
         </w:tc>
         <w:tc>
           <w:tcPr>
-            <w:tcW w:type="dxa" w:w="4536"/>
+            <w:tcW w:type="dxa" w:w="8788"/>
           </w:tcPr>
           <w:p>
             <w:pPr>
@@ -4194,24 +3489,6 @@
                 <w:sz w:val="22"/>
               </w:rPr>
               <w:t>11. Identyfikacja podatności dla zagrożeń</w:t>
-            </w:r>
-          </w:p>
-        </w:tc>
-        <w:tc>
-          <w:tcPr>
-            <w:tcW w:type="dxa" w:w="4252"/>
-          </w:tcPr>
-          <w:p>
-            <w:pPr>
-              <w:spacing w:before="20" w:after="20"/>
-            </w:pPr>
-            <w:r>
-              <w:rPr>
-                <w:rFonts w:ascii="Aptos" w:hAnsi="Aptos"/>
-                <w:b w:val="0"/>
-                <w:i w:val="0"/>
-                <w:sz w:val="22"/>
-              </w:rPr>
             </w:r>
           </w:p>
         </w:tc>
@@ -4238,7 +3515,7 @@
         </w:tc>
         <w:tc>
           <w:tcPr>
-            <w:tcW w:type="dxa" w:w="4536"/>
+            <w:tcW w:type="dxa" w:w="8788"/>
           </w:tcPr>
           <w:p>
             <w:pPr>
@@ -4252,24 +3529,6 @@
                 <w:sz w:val="22"/>
               </w:rPr>
               <w:t>Definicja podatności.</w:t>
-            </w:r>
-          </w:p>
-        </w:tc>
-        <w:tc>
-          <w:tcPr>
-            <w:tcW w:type="dxa" w:w="4252"/>
-          </w:tcPr>
-          <w:p>
-            <w:pPr>
-              <w:spacing w:before="20" w:after="20"/>
-            </w:pPr>
-            <w:r>
-              <w:rPr>
-                <w:rFonts w:ascii="Aptos" w:hAnsi="Aptos"/>
-                <w:b w:val="0"/>
-                <w:i w:val="0"/>
-                <w:sz w:val="22"/>
-              </w:rPr>
             </w:r>
           </w:p>
         </w:tc>
@@ -4296,7 +3555,7 @@
         </w:tc>
         <w:tc>
           <w:tcPr>
-            <w:tcW w:type="dxa" w:w="4536"/>
+            <w:tcW w:type="dxa" w:w="8788"/>
           </w:tcPr>
           <w:p>
             <w:pPr>
@@ -4310,24 +3569,6 @@
                 <w:sz w:val="22"/>
               </w:rPr>
               <w:t>Metody identyfikacji podatności w systemach IT.</w:t>
-            </w:r>
-          </w:p>
-        </w:tc>
-        <w:tc>
-          <w:tcPr>
-            <w:tcW w:type="dxa" w:w="4252"/>
-          </w:tcPr>
-          <w:p>
-            <w:pPr>
-              <w:spacing w:before="20" w:after="20"/>
-            </w:pPr>
-            <w:r>
-              <w:rPr>
-                <w:rFonts w:ascii="Aptos" w:hAnsi="Aptos"/>
-                <w:b w:val="0"/>
-                <w:i w:val="0"/>
-                <w:sz w:val="22"/>
-              </w:rPr>
             </w:r>
           </w:p>
         </w:tc>
@@ -4354,7 +3595,7 @@
         </w:tc>
         <w:tc>
           <w:tcPr>
-            <w:tcW w:type="dxa" w:w="4536"/>
+            <w:tcW w:type="dxa" w:w="8788"/>
           </w:tcPr>
           <w:p>
             <w:pPr>
@@ -4368,24 +3609,6 @@
                 <w:sz w:val="22"/>
               </w:rPr>
               <w:t>Ćwiczenia praktyczne: Identyfikacja podatności w wybranej architekturze IT.</w:t>
-            </w:r>
-          </w:p>
-        </w:tc>
-        <w:tc>
-          <w:tcPr>
-            <w:tcW w:type="dxa" w:w="4252"/>
-          </w:tcPr>
-          <w:p>
-            <w:pPr>
-              <w:spacing w:before="20" w:after="20"/>
-            </w:pPr>
-            <w:r>
-              <w:rPr>
-                <w:rFonts w:ascii="Aptos" w:hAnsi="Aptos"/>
-                <w:b w:val="0"/>
-                <w:i w:val="0"/>
-                <w:sz w:val="22"/>
-              </w:rPr>
             </w:r>
           </w:p>
         </w:tc>
@@ -4412,7 +3635,7 @@
         </w:tc>
         <w:tc>
           <w:tcPr>
-            <w:tcW w:type="dxa" w:w="4536"/>
+            <w:tcW w:type="dxa" w:w="8788"/>
           </w:tcPr>
           <w:p>
             <w:pPr>
@@ -4426,24 +3649,6 @@
                 <w:sz w:val="22"/>
               </w:rPr>
               <w:t>12. Szacowanie ryzyka dla wyodrębnionych zagrożeń</w:t>
-            </w:r>
-          </w:p>
-        </w:tc>
-        <w:tc>
-          <w:tcPr>
-            <w:tcW w:type="dxa" w:w="4252"/>
-          </w:tcPr>
-          <w:p>
-            <w:pPr>
-              <w:spacing w:before="20" w:after="20"/>
-            </w:pPr>
-            <w:r>
-              <w:rPr>
-                <w:rFonts w:ascii="Aptos" w:hAnsi="Aptos"/>
-                <w:b w:val="0"/>
-                <w:i w:val="0"/>
-                <w:sz w:val="22"/>
-              </w:rPr>
             </w:r>
           </w:p>
         </w:tc>
@@ -4470,7 +3675,7 @@
         </w:tc>
         <w:tc>
           <w:tcPr>
-            <w:tcW w:type="dxa" w:w="4536"/>
+            <w:tcW w:type="dxa" w:w="8788"/>
           </w:tcPr>
           <w:p>
             <w:pPr>
@@ -4484,24 +3689,6 @@
                 <w:sz w:val="22"/>
               </w:rPr>
               <w:t>Metody szacowania ryzyka.</w:t>
-            </w:r>
-          </w:p>
-        </w:tc>
-        <w:tc>
-          <w:tcPr>
-            <w:tcW w:type="dxa" w:w="4252"/>
-          </w:tcPr>
-          <w:p>
-            <w:pPr>
-              <w:spacing w:before="20" w:after="20"/>
-            </w:pPr>
-            <w:r>
-              <w:rPr>
-                <w:rFonts w:ascii="Aptos" w:hAnsi="Aptos"/>
-                <w:b w:val="0"/>
-                <w:i w:val="0"/>
-                <w:sz w:val="22"/>
-              </w:rPr>
             </w:r>
           </w:p>
         </w:tc>
@@ -4528,7 +3715,7 @@
         </w:tc>
         <w:tc>
           <w:tcPr>
-            <w:tcW w:type="dxa" w:w="4536"/>
+            <w:tcW w:type="dxa" w:w="8788"/>
           </w:tcPr>
           <w:p>
             <w:pPr>
@@ -4542,24 +3729,6 @@
                 <w:sz w:val="22"/>
               </w:rPr>
               <w:t>Przykłady zastosowania metod szacowania ryzyka.</w:t>
-            </w:r>
-          </w:p>
-        </w:tc>
-        <w:tc>
-          <w:tcPr>
-            <w:tcW w:type="dxa" w:w="4252"/>
-          </w:tcPr>
-          <w:p>
-            <w:pPr>
-              <w:spacing w:before="20" w:after="20"/>
-            </w:pPr>
-            <w:r>
-              <w:rPr>
-                <w:rFonts w:ascii="Aptos" w:hAnsi="Aptos"/>
-                <w:b w:val="0"/>
-                <w:i w:val="0"/>
-                <w:sz w:val="22"/>
-              </w:rPr>
             </w:r>
           </w:p>
         </w:tc>
@@ -4586,7 +3755,7 @@
         </w:tc>
         <w:tc>
           <w:tcPr>
-            <w:tcW w:type="dxa" w:w="4536"/>
+            <w:tcW w:type="dxa" w:w="8788"/>
           </w:tcPr>
           <w:p>
             <w:pPr>
@@ -4600,24 +3769,6 @@
                 <w:sz w:val="22"/>
               </w:rPr>
               <w:t>Ćwiczenia praktyczne: Szacowanie ryzyka dla wybranych zagrożeń.</w:t>
-            </w:r>
-          </w:p>
-        </w:tc>
-        <w:tc>
-          <w:tcPr>
-            <w:tcW w:type="dxa" w:w="4252"/>
-          </w:tcPr>
-          <w:p>
-            <w:pPr>
-              <w:spacing w:before="20" w:after="20"/>
-            </w:pPr>
-            <w:r>
-              <w:rPr>
-                <w:rFonts w:ascii="Aptos" w:hAnsi="Aptos"/>
-                <w:b w:val="0"/>
-                <w:i w:val="0"/>
-                <w:sz w:val="22"/>
-              </w:rPr>
             </w:r>
           </w:p>
         </w:tc>
@@ -4644,7 +3795,7 @@
         </w:tc>
         <w:tc>
           <w:tcPr>
-            <w:tcW w:type="dxa" w:w="4536"/>
+            <w:tcW w:type="dxa" w:w="8788"/>
           </w:tcPr>
           <w:p>
             <w:pPr>
@@ -4658,24 +3809,6 @@
                 <w:sz w:val="22"/>
               </w:rPr>
               <w:t>13. Tworzenie rekomendacji po analizie ryzyka</w:t>
-            </w:r>
-          </w:p>
-        </w:tc>
-        <w:tc>
-          <w:tcPr>
-            <w:tcW w:type="dxa" w:w="4252"/>
-          </w:tcPr>
-          <w:p>
-            <w:pPr>
-              <w:spacing w:before="20" w:after="20"/>
-            </w:pPr>
-            <w:r>
-              <w:rPr>
-                <w:rFonts w:ascii="Aptos" w:hAnsi="Aptos"/>
-                <w:b w:val="0"/>
-                <w:i w:val="0"/>
-                <w:sz w:val="22"/>
-              </w:rPr>
             </w:r>
           </w:p>
         </w:tc>
@@ -4702,7 +3835,7 @@
         </w:tc>
         <w:tc>
           <w:tcPr>
-            <w:tcW w:type="dxa" w:w="4536"/>
+            <w:tcW w:type="dxa" w:w="8788"/>
           </w:tcPr>
           <w:p>
             <w:pPr>
@@ -4716,24 +3849,6 @@
                 <w:sz w:val="22"/>
               </w:rPr>
               <w:t>Jak tworzyć rekomendacje bezpieczeństwa.</w:t>
-            </w:r>
-          </w:p>
-        </w:tc>
-        <w:tc>
-          <w:tcPr>
-            <w:tcW w:type="dxa" w:w="4252"/>
-          </w:tcPr>
-          <w:p>
-            <w:pPr>
-              <w:spacing w:before="20" w:after="20"/>
-            </w:pPr>
-            <w:r>
-              <w:rPr>
-                <w:rFonts w:ascii="Aptos" w:hAnsi="Aptos"/>
-                <w:b w:val="0"/>
-                <w:i w:val="0"/>
-                <w:sz w:val="22"/>
-              </w:rPr>
             </w:r>
           </w:p>
         </w:tc>
@@ -4760,7 +3875,7 @@
         </w:tc>
         <w:tc>
           <w:tcPr>
-            <w:tcW w:type="dxa" w:w="4536"/>
+            <w:tcW w:type="dxa" w:w="8788"/>
           </w:tcPr>
           <w:p>
             <w:pPr>
@@ -4774,24 +3889,6 @@
                 <w:sz w:val="22"/>
               </w:rPr>
               <w:t>Przykłady rekomendacji po analizie ryzyka.</w:t>
-            </w:r>
-          </w:p>
-        </w:tc>
-        <w:tc>
-          <w:tcPr>
-            <w:tcW w:type="dxa" w:w="4252"/>
-          </w:tcPr>
-          <w:p>
-            <w:pPr>
-              <w:spacing w:before="20" w:after="20"/>
-            </w:pPr>
-            <w:r>
-              <w:rPr>
-                <w:rFonts w:ascii="Aptos" w:hAnsi="Aptos"/>
-                <w:b w:val="0"/>
-                <w:i w:val="0"/>
-                <w:sz w:val="22"/>
-              </w:rPr>
             </w:r>
           </w:p>
         </w:tc>
@@ -4818,7 +3915,7 @@
         </w:tc>
         <w:tc>
           <w:tcPr>
-            <w:tcW w:type="dxa" w:w="4536"/>
+            <w:tcW w:type="dxa" w:w="8788"/>
           </w:tcPr>
           <w:p>
             <w:pPr>
@@ -4832,24 +3929,6 @@
                 <w:sz w:val="22"/>
               </w:rPr>
               <w:t>Ćwiczenia praktyczne: Tworzenie rekomendacji dla wybranej architektury IT.</w:t>
-            </w:r>
-          </w:p>
-        </w:tc>
-        <w:tc>
-          <w:tcPr>
-            <w:tcW w:type="dxa" w:w="4252"/>
-          </w:tcPr>
-          <w:p>
-            <w:pPr>
-              <w:spacing w:before="20" w:after="20"/>
-            </w:pPr>
-            <w:r>
-              <w:rPr>
-                <w:rFonts w:ascii="Aptos" w:hAnsi="Aptos"/>
-                <w:b w:val="0"/>
-                <w:i w:val="0"/>
-                <w:sz w:val="22"/>
-              </w:rPr>
             </w:r>
           </w:p>
         </w:tc>
